--- a/test_data/smlouva22_anon.docx
+++ b/test_data/smlouva22_anon.docx
@@ -96,139 +96,128 @@
         </w:numPr>
       </w:pPr>
       <w:r>
-        <w:t>[[PERSON_4]] – „s [[PERSON_4]]“, „o [[PERSON_4]]“</w:t>
-      </w:r>
-    </w:p>
-    <w:p>
-      <w:pPr>
-        <w:numPr>
-          <w:ilvl w:val="0"/>
-          <w:numId w:val="1"/>
-        </w:numPr>
-      </w:pPr>
-      <w:r>
-        <w:t>[[PERSON_5]] – „u [[PERSON_5]]“, „k [[PERSON_5]]“</w:t>
-      </w:r>
-    </w:p>
-    <w:p>
-      <w:pPr>
-        <w:numPr>
-          <w:ilvl w:val="0"/>
-          <w:numId w:val="1"/>
-        </w:numPr>
-      </w:pPr>
-      <w:r>
-        <w:t>[[PERSON_6]] – „o [[PERSON_6]]“, „se [[PERSON_6]]“</w:t>
-      </w:r>
-    </w:p>
-    <w:p>
-      <w:pPr>
-        <w:numPr>
-          <w:ilvl w:val="0"/>
-          <w:numId w:val="1"/>
-        </w:numPr>
-      </w:pPr>
-      <w:r>
-        <w:t>[[PERSON_7]] – „k [[PERSON_7]]“, „u [[PERSON_7]]“</w:t>
-      </w:r>
-    </w:p>
-    <w:p>
-      <w:pPr>
-        <w:numPr>
-          <w:ilvl w:val="0"/>
-          <w:numId w:val="1"/>
-        </w:numPr>
-      </w:pPr>
-      <w:r>
-        <w:t>[[PERSON_8]] – „s [[PERSON_8]]“, „o [[PERSON_8]]“</w:t>
-      </w:r>
-    </w:p>
-    <w:p>
-      <w:pPr>
-        <w:numPr>
-          <w:ilvl w:val="0"/>
-          <w:numId w:val="1"/>
-        </w:numPr>
-      </w:pPr>
-      <w:r>
-        <w:t>[[PERSON_10]] – „u [[PERSON_10]]“, „s [[PERSON_10]]“</w:t>
-      </w:r>
-    </w:p>
-    <w:p>
-      <w:pPr>
-        <w:numPr>
-          <w:ilvl w:val="0"/>
-          <w:numId w:val="1"/>
-        </w:numPr>
-      </w:pPr>
-      <w:r>
-        <w:t>[[PERSON_11]] – „s [[PERSON_11]]“, „k [[PERSON_11]]“</w:t>
-      </w:r>
-    </w:p>
-    <w:p>
-      <w:pPr>
-        <w:numPr>
-          <w:ilvl w:val="0"/>
-          <w:numId w:val="1"/>
-        </w:numPr>
-      </w:pPr>
-      <w:r>
-        <w:t>[[PERSON_12]] – „s [[PERSON_12]]“, „o [[PERSON_12]]“</w:t>
-      </w:r>
-    </w:p>
-    <w:p>
-      <w:pPr>
-        <w:numPr>
-          <w:ilvl w:val="0"/>
-          <w:numId w:val="1"/>
-        </w:numPr>
-      </w:pPr>
-      <w:r>
-        <w:t>[[PERSON_13]] – „ke [[PERSON_13]]“, „o [[PERSON_13]]“</w:t>
-      </w:r>
-    </w:p>
-    <w:p>
-      <w:pPr>
-        <w:numPr>
-          <w:ilvl w:val="0"/>
-          <w:numId w:val="1"/>
-        </w:numPr>
-      </w:pPr>
-      <w:r>
-        <w:t>[[PERSON_14]] – „o [[PERSON_14]]“, „s [[PERSON_14]]“</w:t>
-      </w:r>
-    </w:p>
-    <w:p>
-      <w:pPr>
-        <w:numPr>
-          <w:ilvl w:val="0"/>
-          <w:numId w:val="1"/>
-        </w:numPr>
-      </w:pPr>
-      <w:r>
-        <w:t>[[PERSON_15]] – „u [[PERSON_15]]“, „s [[PERSON_15]]“</w:t>
-      </w:r>
-    </w:p>
-    <w:p>
-      <w:pPr>
-        <w:numPr>
-          <w:ilvl w:val="0"/>
-          <w:numId w:val="1"/>
-        </w:numPr>
-      </w:pPr>
-      <w:r>
-        <w:t>[[PERSON_16]] – „ke [[PERSON_16]]“, „o [[PERSON_16]]“</w:t>
-      </w:r>
-    </w:p>
-    <w:p>
-      <w:pPr>
-        <w:numPr>
-          <w:ilvl w:val="0"/>
-          <w:numId w:val="1"/>
-        </w:numPr>
-      </w:pPr>
-      <w:r>
-        <w:t>[[PERSON_17]] – „s [[PERSON_17]]“, „o [[PERSON_17]]“</w:t>
+        <w:t>[[PERSON_5]] – „s [[PERSON_5]]“, „o [[PERSON_5]]“</w:t>
+      </w:r>
+    </w:p>
+    <w:p>
+      <w:pPr>
+        <w:numPr>
+          <w:ilvl w:val="0"/>
+          <w:numId w:val="1"/>
+        </w:numPr>
+      </w:pPr>
+      <w:r>
+        <w:t>[[PERSON_6]] – „u [[PERSON_6]]“, „k [[PERSON_6]]“</w:t>
+      </w:r>
+    </w:p>
+    <w:p>
+      <w:pPr>
+        <w:numPr>
+          <w:ilvl w:val="0"/>
+          <w:numId w:val="1"/>
+        </w:numPr>
+      </w:pPr>
+      <w:r>
+        <w:t>[[PERSON_7]] – „o [[PERSON_7]]“, „se [[PERSON_7]]“</w:t>
+      </w:r>
+    </w:p>
+    <w:p>
+      <w:pPr>
+        <w:numPr>
+          <w:ilvl w:val="0"/>
+          <w:numId w:val="1"/>
+        </w:numPr>
+      </w:pPr>
+      <w:r>
+        <w:t>[[PERSON_8]] – „k [[PERSON_8]]“, „u [[PERSON_8]]“</w:t>
+      </w:r>
+    </w:p>
+    <w:p>
+      <w:pPr>
+        <w:numPr>
+          <w:ilvl w:val="0"/>
+          <w:numId w:val="1"/>
+        </w:numPr>
+      </w:pPr>
+      <w:r>
+        <w:t>[[PERSON_9]] – „s [[PERSON_9]]“, „o [[PERSON_9]]“</w:t>
+      </w:r>
+    </w:p>
+    <w:p>
+      <w:pPr>
+        <w:numPr>
+          <w:ilvl w:val="0"/>
+          <w:numId w:val="1"/>
+        </w:numPr>
+      </w:pPr>
+      <w:r>
+        <w:t>[[PERSON_11]] – „u [[PERSON_11]]“, „s [[PERSON_11]]“</w:t>
+      </w:r>
+    </w:p>
+    <w:p>
+      <w:pPr>
+        <w:numPr>
+          <w:ilvl w:val="0"/>
+          <w:numId w:val="1"/>
+        </w:numPr>
+      </w:pPr>
+      <w:r>
+        <w:t>[[PERSON_12]] – „s [[PERSON_12]]“, „k [[PERSON_12]]“</w:t>
+      </w:r>
+    </w:p>
+    <w:p>
+      <w:pPr>
+        <w:numPr>
+          <w:ilvl w:val="0"/>
+          <w:numId w:val="1"/>
+        </w:numPr>
+      </w:pPr>
+      <w:r>
+        <w:t>[[PERSON_13]] – „s [[PERSON_13]]“, „o [[PERSON_13]]“</w:t>
+      </w:r>
+    </w:p>
+    <w:p>
+      <w:pPr>
+        <w:numPr>
+          <w:ilvl w:val="0"/>
+          <w:numId w:val="1"/>
+        </w:numPr>
+      </w:pPr>
+      <w:r>
+        <w:t>[[PERSON_14]] – „ke [[PERSON_14]]“, „o [[PERSON_14]]“</w:t>
+      </w:r>
+    </w:p>
+    <w:p>
+      <w:pPr>
+        <w:numPr>
+          <w:ilvl w:val="0"/>
+          <w:numId w:val="1"/>
+        </w:numPr>
+      </w:pPr>
+      <w:r>
+        <w:t>[[PERSON_15]] – „o [[PERSON_15]]“, „s [[PERSON_15]]“</w:t>
+      </w:r>
+    </w:p>
+    <w:p>
+      <w:pPr>
+        <w:numPr>
+          <w:ilvl w:val="0"/>
+          <w:numId w:val="1"/>
+        </w:numPr>
+      </w:pPr>
+      <w:r>
+        <w:t>[[PERSON_16]] – „u [[PERSON_16]]“, „s [[PERSON_16]]“</w:t>
+      </w:r>
+    </w:p>
+    <w:p>
+      <w:pPr>
+        <w:numPr>
+          <w:ilvl w:val="0"/>
+          <w:numId w:val="1"/>
+        </w:numPr>
+      </w:pPr>
+      <w:r>
+        <w:t>[[PERSON_17]] – „ke [[PERSON_17]]“, „o [[PERSON_17]]“</w:t>
       </w:r>
     </w:p>
     <w:p>
@@ -250,95 +239,95 @@
         </w:numPr>
       </w:pPr>
       <w:r>
-        <w:t>[[PERSON_20]] – „k [[PERSON_20]]“, „od [[PERSON_20]]“</w:t>
-      </w:r>
-    </w:p>
-    <w:p>
-      <w:pPr>
-        <w:numPr>
-          <w:ilvl w:val="0"/>
-          <w:numId w:val="1"/>
-        </w:numPr>
-      </w:pPr>
-      <w:r>
-        <w:t>[[PERSON_21]] – „o [[PERSON_21]]“, „s [[PERSON_21]]“</w:t>
-      </w:r>
-    </w:p>
-    <w:p>
-      <w:pPr>
-        <w:numPr>
-          <w:ilvl w:val="0"/>
-          <w:numId w:val="1"/>
-        </w:numPr>
-      </w:pPr>
-      <w:r>
-        <w:t>[[PERSON_22]] – „o [[PERSON_22]]“, „se [[PERSON_22]]“</w:t>
-      </w:r>
-    </w:p>
-    <w:p>
-      <w:pPr>
-        <w:numPr>
-          <w:ilvl w:val="0"/>
-          <w:numId w:val="1"/>
-        </w:numPr>
-      </w:pPr>
-      <w:r>
-        <w:t>[[PERSON_23]] – „s [[PERSON_23]]“, „u [[PERSON_23]]“</w:t>
-      </w:r>
-    </w:p>
-    <w:p>
-      <w:pPr>
-        <w:numPr>
-          <w:ilvl w:val="0"/>
-          <w:numId w:val="1"/>
-        </w:numPr>
-      </w:pPr>
-      <w:r>
-        <w:t>[[PERSON_25]] – „o [[PERSON_25]]“, „s [[PERSON_25]]“</w:t>
-      </w:r>
-    </w:p>
-    <w:p>
-      <w:pPr>
-        <w:numPr>
-          <w:ilvl w:val="0"/>
-          <w:numId w:val="1"/>
-        </w:numPr>
-      </w:pPr>
-      <w:r>
-        <w:t>[[PERSON_26]] – „k [[PERSON_26]]“, „o [[PERSON_26]]“</w:t>
-      </w:r>
-    </w:p>
-    <w:p>
-      <w:pPr>
-        <w:numPr>
-          <w:ilvl w:val="0"/>
-          <w:numId w:val="1"/>
-        </w:numPr>
-      </w:pPr>
-      <w:r>
-        <w:t>[[PERSON_27]] – „se [[PERSON_27]]“, „o [[PERSON_27]]“</w:t>
-      </w:r>
-    </w:p>
-    <w:p>
-      <w:pPr>
-        <w:numPr>
-          <w:ilvl w:val="0"/>
-          <w:numId w:val="1"/>
-        </w:numPr>
-      </w:pPr>
-      <w:r>
-        <w:t>[[PERSON_28]] – „o [[PERSON_28]]“, „s [[PERSON_28]]“</w:t>
-      </w:r>
-    </w:p>
-    <w:p>
-      <w:pPr>
-        <w:numPr>
-          <w:ilvl w:val="0"/>
-          <w:numId w:val="1"/>
-        </w:numPr>
-      </w:pPr>
-      <w:r>
-        <w:t>[[PERSON_29]] – „s [[PERSON_29]]“, „o [[PERSON_29]]“</w:t>
+        <w:t>[[PERSON_19]] – „s [[PERSON_19]]“, „o [[PERSON_19]]“</w:t>
+      </w:r>
+    </w:p>
+    <w:p>
+      <w:pPr>
+        <w:numPr>
+          <w:ilvl w:val="0"/>
+          <w:numId w:val="1"/>
+        </w:numPr>
+      </w:pPr>
+      <w:r>
+        <w:t>[[PERSON_21]] – „k [[PERSON_21]]“, „od [[PERSON_21]]“</w:t>
+      </w:r>
+    </w:p>
+    <w:p>
+      <w:pPr>
+        <w:numPr>
+          <w:ilvl w:val="0"/>
+          <w:numId w:val="1"/>
+        </w:numPr>
+      </w:pPr>
+      <w:r>
+        <w:t>[[PERSON_22]] – „o [[PERSON_22]]“, „s [[PERSON_22]]“</w:t>
+      </w:r>
+    </w:p>
+    <w:p>
+      <w:pPr>
+        <w:numPr>
+          <w:ilvl w:val="0"/>
+          <w:numId w:val="1"/>
+        </w:numPr>
+      </w:pPr>
+      <w:r>
+        <w:t>[[PERSON_23]] – „o [[PERSON_23]]“, „se [[PERSON_23]]“</w:t>
+      </w:r>
+    </w:p>
+    <w:p>
+      <w:pPr>
+        <w:numPr>
+          <w:ilvl w:val="0"/>
+          <w:numId w:val="1"/>
+        </w:numPr>
+      </w:pPr>
+      <w:r>
+        <w:t>[[PERSON_24]] – „s [[PERSON_24]]“, „u [[PERSON_24]]“</w:t>
+      </w:r>
+    </w:p>
+    <w:p>
+      <w:pPr>
+        <w:numPr>
+          <w:ilvl w:val="0"/>
+          <w:numId w:val="1"/>
+        </w:numPr>
+      </w:pPr>
+      <w:r>
+        <w:t>[[PERSON_26]] – „o [[PERSON_26]]“, „s [[PERSON_26]]“</w:t>
+      </w:r>
+    </w:p>
+    <w:p>
+      <w:pPr>
+        <w:numPr>
+          <w:ilvl w:val="0"/>
+          <w:numId w:val="1"/>
+        </w:numPr>
+      </w:pPr>
+      <w:r>
+        <w:t>[[PERSON_27]] – „k [[PERSON_27]]“, „o [[PERSON_27]]“</w:t>
+      </w:r>
+    </w:p>
+    <w:p>
+      <w:pPr>
+        <w:numPr>
+          <w:ilvl w:val="0"/>
+          <w:numId w:val="1"/>
+        </w:numPr>
+      </w:pPr>
+      <w:r>
+        <w:t>[[PERSON_28]] – „se [[PERSON_28]]“, „o [[PERSON_28]]“</w:t>
+      </w:r>
+    </w:p>
+    <w:p>
+      <w:pPr>
+        <w:numPr>
+          <w:ilvl w:val="0"/>
+          <w:numId w:val="1"/>
+        </w:numPr>
+      </w:pPr>
+      <w:r>
+        <w:t>[[PERSON_29]] – „o [[PERSON_29]]“, „s [[PERSON_29]]“</w:t>
       </w:r>
     </w:p>
     <w:p>
@@ -360,62 +349,51 @@
         </w:numPr>
       </w:pPr>
       <w:r>
-        <w:t>[[PERSON_31]] – „k [[PERSON_31]]“, „o [[PERSON_31]]“</w:t>
-      </w:r>
-    </w:p>
-    <w:p>
-      <w:pPr>
-        <w:numPr>
-          <w:ilvl w:val="0"/>
-          <w:numId w:val="1"/>
-        </w:numPr>
-      </w:pPr>
-      <w:r>
-        <w:t>[[PERSON_32]] – „s [[PERSON_32]]“, „o [[PERSON_32]]“</w:t>
-      </w:r>
-    </w:p>
-    <w:p>
-      <w:pPr>
-        <w:numPr>
-          <w:ilvl w:val="0"/>
-          <w:numId w:val="1"/>
-        </w:numPr>
-      </w:pPr>
-      <w:r>
-        <w:t>[[PERSON_33]] – „o [[PERSON_33]]“, „s [[PERSON_33]]“</w:t>
-      </w:r>
-    </w:p>
-    <w:p>
-      <w:pPr>
-        <w:numPr>
-          <w:ilvl w:val="0"/>
-          <w:numId w:val="1"/>
-        </w:numPr>
-      </w:pPr>
-      <w:r>
-        <w:t>[[PERSON_34]] – „se [[PERSON_34]]“, „o [[PERSON_34]]“</w:t>
-      </w:r>
-    </w:p>
-    <w:p>
-      <w:pPr>
-        <w:numPr>
-          <w:ilvl w:val="0"/>
-          <w:numId w:val="1"/>
-        </w:numPr>
-      </w:pPr>
-      <w:r>
-        <w:t>[[PERSON_35]] – „s [[PERSON_35]]“, „o [[PERSON_35]]“</w:t>
-      </w:r>
-    </w:p>
-    <w:p>
-      <w:pPr>
-        <w:numPr>
-          <w:ilvl w:val="0"/>
-          <w:numId w:val="1"/>
-        </w:numPr>
-      </w:pPr>
-      <w:r>
-        <w:t>[[PERSON_36]] – „s [[PERSON_36]]“, „o [[PERSON_36]]“</w:t>
+        <w:t>[[PERSON_31]] – „s [[PERSON_31]]“, „o [[PERSON_31]]“</w:t>
+      </w:r>
+    </w:p>
+    <w:p>
+      <w:pPr>
+        <w:numPr>
+          <w:ilvl w:val="0"/>
+          <w:numId w:val="1"/>
+        </w:numPr>
+      </w:pPr>
+      <w:r>
+        <w:t>[[PERSON_32]] – „k [[PERSON_32]]“, „o [[PERSON_32]]“</w:t>
+      </w:r>
+    </w:p>
+    <w:p>
+      <w:pPr>
+        <w:numPr>
+          <w:ilvl w:val="0"/>
+          <w:numId w:val="1"/>
+        </w:numPr>
+      </w:pPr>
+      <w:r>
+        <w:t>[[PERSON_33]] – „s [[PERSON_33]]“, „o [[PERSON_33]]“</w:t>
+      </w:r>
+    </w:p>
+    <w:p>
+      <w:pPr>
+        <w:numPr>
+          <w:ilvl w:val="0"/>
+          <w:numId w:val="1"/>
+        </w:numPr>
+      </w:pPr>
+      <w:r>
+        <w:t>[[PERSON_35]] – „o [[PERSON_35]]“, „s [[PERSON_35]]“</w:t>
+      </w:r>
+    </w:p>
+    <w:p>
+      <w:pPr>
+        <w:numPr>
+          <w:ilvl w:val="0"/>
+          <w:numId w:val="1"/>
+        </w:numPr>
+      </w:pPr>
+      <w:r>
+        <w:t>[[PERSON_36]] – „se [[PERSON_36]]“, „o [[PERSON_36]]“</w:t>
       </w:r>
     </w:p>
     <w:p>
@@ -437,17 +415,6 @@
         </w:numPr>
       </w:pPr>
       <w:r>
-        <w:t>[[PERSON_38]] – „o [[PERSON_38]]“, „s [[PERSON_38]]“</w:t>
-      </w:r>
-    </w:p>
-    <w:p>
-      <w:pPr>
-        <w:numPr>
-          <w:ilvl w:val="0"/>
-          <w:numId w:val="1"/>
-        </w:numPr>
-      </w:pPr>
-      <w:r>
         <w:t>[[PERSON_39]] – „s [[PERSON_39]]“, „o [[PERSON_39]]“</w:t>
       </w:r>
     </w:p>
@@ -470,29 +437,29 @@
         </w:numPr>
       </w:pPr>
       <w:r>
-        <w:t>[[PERSON_41]] – „s [[PERSON_41]]“, „o [[PERSON_41]]“</w:t>
-      </w:r>
-    </w:p>
-    <w:p>
-      <w:pPr>
-        <w:numPr>
-          <w:ilvl w:val="0"/>
-          <w:numId w:val="1"/>
-        </w:numPr>
-      </w:pPr>
-      <w:r>
-        <w:t>[[PERSON_42]] – „o [[PERSON_42]]“, „s [[PERSON_42]]“</w:t>
-      </w:r>
-    </w:p>
-    <w:p>
-      <w:pPr>
-        <w:numPr>
-          <w:ilvl w:val="0"/>
-          <w:numId w:val="1"/>
-        </w:numPr>
-      </w:pPr>
-      <w:r>
-        <w:t>[[PERSON_43]] – „o [[PERSON_43]]“, „s [[PERSON_43]]“</w:t>
+        <w:t>[[PERSON_41]] – „o [[PERSON_41]]“, „s [[PERSON_41]]“</w:t>
+      </w:r>
+    </w:p>
+    <w:p>
+      <w:pPr>
+        <w:numPr>
+          <w:ilvl w:val="0"/>
+          <w:numId w:val="1"/>
+        </w:numPr>
+      </w:pPr>
+      <w:r>
+        <w:t>[[PERSON_42]] – „s [[PERSON_42]]“, „o [[PERSON_42]]“</w:t>
+      </w:r>
+    </w:p>
+    <w:p>
+      <w:pPr>
+        <w:numPr>
+          <w:ilvl w:val="0"/>
+          <w:numId w:val="1"/>
+        </w:numPr>
+      </w:pPr>
+      <w:r>
+        <w:t>[[PERSON_43]] – „s [[PERSON_43]]“, „o [[PERSON_43]]“</w:t>
       </w:r>
     </w:p>
     <w:p>
@@ -514,6 +481,17 @@
         </w:numPr>
       </w:pPr>
       <w:r>
+        <w:t>[[PERSON_45]] – „o [[PERSON_45]]“, „s [[PERSON_45]]“</w:t>
+      </w:r>
+    </w:p>
+    <w:p>
+      <w:pPr>
+        <w:numPr>
+          <w:ilvl w:val="0"/>
+          <w:numId w:val="1"/>
+        </w:numPr>
+      </w:pPr>
+      <w:r>
         <w:t>[[PERSON_46]] – „o [[PERSON_46]]“, „s [[PERSON_46]]“</w:t>
       </w:r>
     </w:p>
@@ -525,18 +503,40 @@
         </w:numPr>
       </w:pPr>
       <w:r>
-        <w:t>[[PERSON_47]] – „s [[PERSON_47]]“, „o [[PERSON_47]]“</w:t>
-      </w:r>
-    </w:p>
-    <w:p>
-      <w:pPr>
-        <w:numPr>
-          <w:ilvl w:val="0"/>
-          <w:numId w:val="1"/>
-        </w:numPr>
-      </w:pPr>
-      <w:r>
-        <w:t>[[PERSON_48]] – „o [[PERSON_48]]“, „s [[PERSON_48]]“</w:t>
+        <w:t>[[PERSON_48]] – „s [[PERSON_48]]“, „o [[PERSON_48]]“</w:t>
+      </w:r>
+    </w:p>
+    <w:p>
+      <w:pPr>
+        <w:numPr>
+          <w:ilvl w:val="0"/>
+          <w:numId w:val="1"/>
+        </w:numPr>
+      </w:pPr>
+      <w:r>
+        <w:t>[[PERSON_50]] – „o [[PERSON_50]]“, „s [[PERSON_50]]“</w:t>
+      </w:r>
+    </w:p>
+    <w:p>
+      <w:pPr>
+        <w:numPr>
+          <w:ilvl w:val="0"/>
+          <w:numId w:val="1"/>
+        </w:numPr>
+      </w:pPr>
+      <w:r>
+        <w:t>[[PERSON_51]] – „s [[PERSON_51]]“, „o [[PERSON_51]]“</w:t>
+      </w:r>
+    </w:p>
+    <w:p>
+      <w:pPr>
+        <w:numPr>
+          <w:ilvl w:val="0"/>
+          <w:numId w:val="1"/>
+        </w:numPr>
+      </w:pPr>
+      <w:r>
+        <w:t>[[PERSON_52]] – „o [[PERSON_52]]“, „s [[PERSON_52]]“</w:t>
       </w:r>
     </w:p>
     <w:p>
@@ -565,51 +565,51 @@
         </w:numPr>
       </w:pPr>
       <w:r>
-        <w:t>[[PERSON_49]] – „o [[PERSON_49]]**, „s [[PERSON_49]]“</w:t>
-      </w:r>
-    </w:p>
-    <w:p>
-      <w:pPr>
-        <w:numPr>
-          <w:ilvl w:val="0"/>
-          <w:numId w:val="1"/>
-        </w:numPr>
-      </w:pPr>
-      <w:r>
-        <w:t>[[PERSON_51]] – „s [[PERSON_51]]“, „o [[PERSON_50]]“</w:t>
-      </w:r>
-    </w:p>
-    <w:p>
-      <w:pPr>
-        <w:numPr>
-          <w:ilvl w:val="0"/>
-          <w:numId w:val="1"/>
-        </w:numPr>
-      </w:pPr>
-      <w:r>
-        <w:t>[[PERSON_52]] – „s [[PERSON_52]]“, „o [[PERSON_52]]“</w:t>
-      </w:r>
-    </w:p>
-    <w:p>
-      <w:pPr>
-        <w:numPr>
-          <w:ilvl w:val="0"/>
-          <w:numId w:val="1"/>
-        </w:numPr>
-      </w:pPr>
-      <w:r>
-        <w:t>[[PERSON_53]] – „o [[PERSON_53]]“, „s [[PERSON_53]]“</w:t>
-      </w:r>
-    </w:p>
-    <w:p>
-      <w:pPr>
-        <w:numPr>
-          <w:ilvl w:val="0"/>
-          <w:numId w:val="1"/>
-        </w:numPr>
-      </w:pPr>
-      <w:r>
-        <w:t>[[PERSON_54]] – „s [[PERSON_54]]“, „o [[PERSON_54]]“</w:t>
+        <w:t>[[PERSON_53]] – „o [[PERSON_53]]**, „s [[PERSON_53]]“</w:t>
+      </w:r>
+    </w:p>
+    <w:p>
+      <w:pPr>
+        <w:numPr>
+          <w:ilvl w:val="0"/>
+          <w:numId w:val="1"/>
+        </w:numPr>
+      </w:pPr>
+      <w:r>
+        <w:t>[[PERSON_55]] – „s [[PERSON_55]]“, „o [[PERSON_54]]“</w:t>
+      </w:r>
+    </w:p>
+    <w:p>
+      <w:pPr>
+        <w:numPr>
+          <w:ilvl w:val="0"/>
+          <w:numId w:val="1"/>
+        </w:numPr>
+      </w:pPr>
+      <w:r>
+        <w:t>[[PERSON_56]] – „s [[PERSON_56]]“, „o [[PERSON_56]]“</w:t>
+      </w:r>
+    </w:p>
+    <w:p>
+      <w:pPr>
+        <w:numPr>
+          <w:ilvl w:val="0"/>
+          <w:numId w:val="1"/>
+        </w:numPr>
+      </w:pPr>
+      <w:r>
+        <w:t>[[PERSON_57]] – „o [[PERSON_57]]“, „s [[PERSON_57]]“</w:t>
+      </w:r>
+    </w:p>
+    <w:p>
+      <w:pPr>
+        <w:numPr>
+          <w:ilvl w:val="0"/>
+          <w:numId w:val="1"/>
+        </w:numPr>
+      </w:pPr>
+      <w:r>
+        <w:t>[[PERSON_59]] – „s [[PERSON_59]]“, „o [[PERSON_59]]“</w:t>
       </w:r>
     </w:p>
     <w:p>
@@ -650,62 +650,18 @@
         </w:numPr>
       </w:pPr>
       <w:r>
-        <w:t>[[PERSON_55]] – „s [[PERSON_56]]“, „o [[PERSON_55]]“</w:t>
-      </w:r>
-    </w:p>
-    <w:p>
-      <w:pPr>
-        <w:numPr>
-          <w:ilvl w:val="0"/>
-          <w:numId w:val="2"/>
-        </w:numPr>
-      </w:pPr>
-      <w:r>
-        <w:t>[[PERSON_57]] – „k [[PERSON_57]]“, „s [[PERSON_57]]“</w:t>
-      </w:r>
-    </w:p>
-    <w:p>
-      <w:pPr>
-        <w:numPr>
-          <w:ilvl w:val="0"/>
-          <w:numId w:val="2"/>
-        </w:numPr>
-      </w:pPr>
-      <w:r>
-        <w:t>[[PERSON_58]] – „s [[PERSON_58]]“, „o [[PERSON_58]]“</w:t>
-      </w:r>
-    </w:p>
-    <w:p>
-      <w:pPr>
-        <w:numPr>
-          <w:ilvl w:val="0"/>
-          <w:numId w:val="2"/>
-        </w:numPr>
-      </w:pPr>
-      <w:r>
-        <w:t>[[PERSON_59]] – „od [[PERSON_59]]“, „s [[PERSON_59]]“</w:t>
-      </w:r>
-    </w:p>
-    <w:p>
-      <w:pPr>
-        <w:numPr>
-          <w:ilvl w:val="0"/>
-          <w:numId w:val="2"/>
-        </w:numPr>
-      </w:pPr>
-      <w:r>
-        <w:t>[[PERSON_60]] – „k [[PERSON_60]]“, „o [[PERSON_60]]“</w:t>
-      </w:r>
-    </w:p>
-    <w:p>
-      <w:pPr>
-        <w:numPr>
-          <w:ilvl w:val="0"/>
-          <w:numId w:val="2"/>
-        </w:numPr>
-      </w:pPr>
-      <w:r>
-        <w:t>[[PERSON_61]] – „o [[PERSON_61]]“, „s [[PERSON_61]]“</w:t>
+        <w:t>[[PERSON_60]] – „s [[PERSON_60]]“, „o [[PERSON_60]]“</w:t>
+      </w:r>
+    </w:p>
+    <w:p>
+      <w:pPr>
+        <w:numPr>
+          <w:ilvl w:val="0"/>
+          <w:numId w:val="2"/>
+        </w:numPr>
+      </w:pPr>
+      <w:r>
+        <w:t>[[PERSON_61]] – „k [[PERSON_61]]“, „s [[PERSON_61]]“</w:t>
       </w:r>
     </w:p>
     <w:p>
@@ -727,150 +683,161 @@
         </w:numPr>
       </w:pPr>
       <w:r>
-        <w:t>[[PERSON_63]] – „s [[PERSON_63]]“, „o [[PERSON_63]]“</w:t>
-      </w:r>
-    </w:p>
-    <w:p>
-      <w:pPr>
-        <w:numPr>
-          <w:ilvl w:val="0"/>
-          <w:numId w:val="2"/>
-        </w:numPr>
-      </w:pPr>
-      <w:r>
-        <w:t>[[PERSON_64]] – „k [[PERSON_64]]“, „s [[PERSON_64]]“</w:t>
-      </w:r>
-    </w:p>
-    <w:p>
-      <w:pPr>
-        <w:numPr>
-          <w:ilvl w:val="0"/>
-          <w:numId w:val="2"/>
-        </w:numPr>
-      </w:pPr>
-      <w:r>
-        <w:t>[[PERSON_67]] – „pro [[PERSON_67]]“, „o [[PERSON_67]]“</w:t>
-      </w:r>
-    </w:p>
-    <w:p>
-      <w:pPr>
-        <w:numPr>
-          <w:ilvl w:val="0"/>
-          <w:numId w:val="2"/>
-        </w:numPr>
-      </w:pPr>
-      <w:r>
-        <w:t>[[PERSON_68]] – „k [[PERSON_68]]“, „o [[PERSON_68]]“</w:t>
-      </w:r>
-    </w:p>
-    <w:p>
-      <w:pPr>
-        <w:numPr>
-          <w:ilvl w:val="0"/>
-          <w:numId w:val="2"/>
-        </w:numPr>
-      </w:pPr>
-      <w:r>
-        <w:t>[[PERSON_69]] – „o [[PERSON_69]]“, „s [[PERSON_69]]“</w:t>
-      </w:r>
-    </w:p>
-    <w:p>
-      <w:pPr>
-        <w:numPr>
-          <w:ilvl w:val="0"/>
-          <w:numId w:val="2"/>
-        </w:numPr>
-      </w:pPr>
-      <w:r>
-        <w:t>[[PERSON_71]] – „s [[PERSON_71]]“, „o [[PERSON_70]]“</w:t>
-      </w:r>
-    </w:p>
-    <w:p>
-      <w:pPr>
-        <w:numPr>
-          <w:ilvl w:val="0"/>
-          <w:numId w:val="2"/>
-        </w:numPr>
-      </w:pPr>
-      <w:r>
-        <w:t>[[PERSON_72]] – „s [[PERSON_72]]“, „o [[PERSON_72]]“</w:t>
-      </w:r>
-    </w:p>
-    <w:p>
-      <w:pPr>
-        <w:numPr>
-          <w:ilvl w:val="0"/>
-          <w:numId w:val="2"/>
-        </w:numPr>
-      </w:pPr>
-      <w:r>
-        <w:t>[[PERSON_73]] – „u [[PERSON_73]]“, „o [[PERSON_73]]“</w:t>
-      </w:r>
-    </w:p>
-    <w:p>
-      <w:pPr>
-        <w:numPr>
-          <w:ilvl w:val="0"/>
-          <w:numId w:val="2"/>
-        </w:numPr>
-      </w:pPr>
-      <w:r>
-        <w:t>[[PERSON_74]] – „se [[PERSON_74]]“, „o [[PERSON_74]]“</w:t>
-      </w:r>
-    </w:p>
-    <w:p>
-      <w:pPr>
-        <w:numPr>
-          <w:ilvl w:val="0"/>
-          <w:numId w:val="2"/>
-        </w:numPr>
-      </w:pPr>
-      <w:r>
-        <w:t>[[PERSON_75]] – „o [[PERSON_75]]“, „s [[PERSON_75]]“</w:t>
-      </w:r>
-    </w:p>
-    <w:p>
-      <w:pPr>
-        <w:numPr>
-          <w:ilvl w:val="0"/>
-          <w:numId w:val="2"/>
-        </w:numPr>
-      </w:pPr>
-      <w:r>
-        <w:t>[[PERSON_76]] – „k [[PERSON_76]]“, „o [[PERSON_76]]“</w:t>
-      </w:r>
-    </w:p>
-    <w:p>
-      <w:pPr>
-        <w:numPr>
-          <w:ilvl w:val="0"/>
-          <w:numId w:val="2"/>
-        </w:numPr>
-      </w:pPr>
-      <w:r>
-        <w:t>[[PERSON_77]] – „o [[PERSON_77]]“, „s [[PERSON_77]]“</w:t>
-      </w:r>
-    </w:p>
-    <w:p>
-      <w:pPr>
-        <w:numPr>
-          <w:ilvl w:val="0"/>
-          <w:numId w:val="2"/>
-        </w:numPr>
-      </w:pPr>
-      <w:r>
-        <w:t>[[PERSON_78]] – „s [[PERSON_78]]“, „o [[PERSON_78]]“</w:t>
-      </w:r>
-    </w:p>
-    <w:p>
-      <w:pPr>
-        <w:numPr>
-          <w:ilvl w:val="0"/>
-          <w:numId w:val="2"/>
-        </w:numPr>
-      </w:pPr>
-      <w:r>
-        <w:t>[[PERSON_79]] – „s [[PERSON_79]]“, „o [[PERSON_79]]“</w:t>
+        <w:t>[[PERSON_63]] – „od [[PERSON_63]]“, „s [[PERSON_63]]“</w:t>
+      </w:r>
+    </w:p>
+    <w:p>
+      <w:pPr>
+        <w:numPr>
+          <w:ilvl w:val="0"/>
+          <w:numId w:val="2"/>
+        </w:numPr>
+      </w:pPr>
+      <w:r>
+        <w:t>[[PERSON_64]] – „k [[PERSON_64]]“, „o [[PERSON_64]]“</w:t>
+      </w:r>
+    </w:p>
+    <w:p>
+      <w:pPr>
+        <w:numPr>
+          <w:ilvl w:val="0"/>
+          <w:numId w:val="2"/>
+        </w:numPr>
+      </w:pPr>
+      <w:r>
+        <w:t>[[PERSON_65]] – „o [[PERSON_65]]“, „s [[PERSON_65]]“</w:t>
+      </w:r>
+    </w:p>
+    <w:p>
+      <w:pPr>
+        <w:numPr>
+          <w:ilvl w:val="0"/>
+          <w:numId w:val="2"/>
+        </w:numPr>
+      </w:pPr>
+      <w:r>
+        <w:t>[[PERSON_66]] – „s [[PERSON_66]]“, „o [[PERSON_66]]“</w:t>
+      </w:r>
+    </w:p>
+    <w:p>
+      <w:pPr>
+        <w:numPr>
+          <w:ilvl w:val="0"/>
+          <w:numId w:val="2"/>
+        </w:numPr>
+      </w:pPr>
+      <w:r>
+        <w:t>[[PERSON_67]] – „s [[PERSON_67]]“, „o [[PERSON_67]]“</w:t>
+      </w:r>
+    </w:p>
+    <w:p>
+      <w:pPr>
+        <w:numPr>
+          <w:ilvl w:val="0"/>
+          <w:numId w:val="2"/>
+        </w:numPr>
+      </w:pPr>
+      <w:r>
+        <w:t>[[PERSON_68]] – „k [[PERSON_68]]“, „s [[PERSON_68]]“</w:t>
+      </w:r>
+    </w:p>
+    <w:p>
+      <w:pPr>
+        <w:numPr>
+          <w:ilvl w:val="0"/>
+          <w:numId w:val="2"/>
+        </w:numPr>
+      </w:pPr>
+      <w:r>
+        <w:t>[[PERSON_71]] – „pro [[PERSON_71]]“, „o [[PERSON_69]]“</w:t>
+      </w:r>
+    </w:p>
+    <w:p>
+      <w:pPr>
+        <w:numPr>
+          <w:ilvl w:val="0"/>
+          <w:numId w:val="2"/>
+        </w:numPr>
+      </w:pPr>
+      <w:r>
+        <w:t>[[PERSON_72]] – „k [[PERSON_72]]“, „o [[PERSON_72]]“</w:t>
+      </w:r>
+    </w:p>
+    <w:p>
+      <w:pPr>
+        <w:numPr>
+          <w:ilvl w:val="0"/>
+          <w:numId w:val="2"/>
+        </w:numPr>
+      </w:pPr>
+      <w:r>
+        <w:t>[[PERSON_73]] – „o [[PERSON_73]]“, „s [[PERSON_73]]“</w:t>
+      </w:r>
+    </w:p>
+    <w:p>
+      <w:pPr>
+        <w:numPr>
+          <w:ilvl w:val="0"/>
+          <w:numId w:val="2"/>
+        </w:numPr>
+      </w:pPr>
+      <w:r>
+        <w:t>[[PERSON_74]] – „s [[PERSON_74]]“, „o [[PERSON_74]]“</w:t>
+      </w:r>
+    </w:p>
+    <w:p>
+      <w:pPr>
+        <w:numPr>
+          <w:ilvl w:val="0"/>
+          <w:numId w:val="2"/>
+        </w:numPr>
+      </w:pPr>
+      <w:r>
+        <w:t>[[PERSON_75]] – „s [[PERSON_75]]“, „o [[PERSON_75]]“</w:t>
+      </w:r>
+    </w:p>
+    <w:p>
+      <w:pPr>
+        <w:numPr>
+          <w:ilvl w:val="0"/>
+          <w:numId w:val="2"/>
+        </w:numPr>
+      </w:pPr>
+      <w:r>
+        <w:t>[[PERSON_76]] – „u [[PERSON_76]]“, „o [[PERSON_76]]“</w:t>
+      </w:r>
+    </w:p>
+    <w:p>
+      <w:pPr>
+        <w:numPr>
+          <w:ilvl w:val="0"/>
+          <w:numId w:val="2"/>
+        </w:numPr>
+      </w:pPr>
+      <w:r>
+        <w:t>[[PERSON_77]] – „se [[PERSON_77]]“, „o [[PERSON_77]]“</w:t>
+      </w:r>
+    </w:p>
+    <w:p>
+      <w:pPr>
+        <w:numPr>
+          <w:ilvl w:val="0"/>
+          <w:numId w:val="2"/>
+        </w:numPr>
+      </w:pPr>
+      <w:r>
+        <w:t>[[PERSON_78]] – „o [[PERSON_78]]“, „s [[PERSON_78]]“</w:t>
+      </w:r>
+    </w:p>
+    <w:p>
+      <w:pPr>
+        <w:numPr>
+          <w:ilvl w:val="0"/>
+          <w:numId w:val="2"/>
+        </w:numPr>
+      </w:pPr>
+      <w:r>
+        <w:t>[[PERSON_79]] – „k [[PERSON_79]]“, „o [[PERSON_79]]“</w:t>
       </w:r>
     </w:p>
     <w:p>
@@ -903,40 +870,29 @@
         </w:numPr>
       </w:pPr>
       <w:r>
-        <w:t>[[PERSON_82]] – „o [[PERSON_82]]“, „s [[PERSON_82]]“</w:t>
-      </w:r>
-    </w:p>
-    <w:p>
-      <w:pPr>
-        <w:numPr>
-          <w:ilvl w:val="0"/>
-          <w:numId w:val="2"/>
-        </w:numPr>
-      </w:pPr>
-      <w:r>
-        <w:t>[[PERSON_83]] – „s [[PERSON_83]]“, „o [[PERSON_83]]“</w:t>
-      </w:r>
-    </w:p>
-    <w:p>
-      <w:pPr>
-        <w:numPr>
-          <w:ilvl w:val="0"/>
-          <w:numId w:val="2"/>
-        </w:numPr>
-      </w:pPr>
-      <w:r>
-        <w:t>[[PERSON_84]] – „o [[PERSON_84]]“, „se [[PERSON_84]]“</w:t>
-      </w:r>
-    </w:p>
-    <w:p>
-      <w:pPr>
-        <w:numPr>
-          <w:ilvl w:val="0"/>
-          <w:numId w:val="2"/>
-        </w:numPr>
-      </w:pPr>
-      <w:r>
-        <w:t>[[PERSON_85]] – „s [[PERSON_85]]“, „o [[PERSON_85]]“</w:t>
+        <w:t>[[PERSON_82]] – „s [[PERSON_82]]“, „o [[PERSON_82]]“</w:t>
+      </w:r>
+    </w:p>
+    <w:p>
+      <w:pPr>
+        <w:numPr>
+          <w:ilvl w:val="0"/>
+          <w:numId w:val="2"/>
+        </w:numPr>
+      </w:pPr>
+      <w:r>
+        <w:t>[[PERSON_83]] – „o [[PERSON_83]]“, „s [[PERSON_83]]“</w:t>
+      </w:r>
+    </w:p>
+    <w:p>
+      <w:pPr>
+        <w:numPr>
+          <w:ilvl w:val="0"/>
+          <w:numId w:val="2"/>
+        </w:numPr>
+      </w:pPr>
+      <w:r>
+        <w:t>[[PERSON_84]] – „s [[PERSON_84]]“, „o [[PERSON_84]]“</w:t>
       </w:r>
     </w:p>
     <w:p>
@@ -969,51 +925,51 @@
         </w:numPr>
       </w:pPr>
       <w:r>
-        <w:t>[[PERSON_88]] – „o [[PERSON_88]]“, „s [[PERSON_88]]“</w:t>
-      </w:r>
-    </w:p>
-    <w:p>
-      <w:pPr>
-        <w:numPr>
-          <w:ilvl w:val="0"/>
-          <w:numId w:val="2"/>
-        </w:numPr>
-      </w:pPr>
-      <w:r>
-        <w:t>[[PERSON_89]] – „o [[PERSON_89]]“, „s [[PERSON_89]]“</w:t>
-      </w:r>
-    </w:p>
-    <w:p>
-      <w:pPr>
-        <w:numPr>
-          <w:ilvl w:val="0"/>
-          <w:numId w:val="2"/>
-        </w:numPr>
-      </w:pPr>
-      <w:r>
-        <w:t>[[PERSON_90]] – „s [[PERSON_90]]“, „o [[PERSON_90]]“</w:t>
-      </w:r>
-    </w:p>
-    <w:p>
-      <w:pPr>
-        <w:numPr>
-          <w:ilvl w:val="0"/>
-          <w:numId w:val="2"/>
-        </w:numPr>
-      </w:pPr>
-      <w:r>
-        <w:t>[[PERSON_91]] – „o [[PERSON_91]]“, „s [[PERSON_91]]“</w:t>
-      </w:r>
-    </w:p>
-    <w:p>
-      <w:pPr>
-        <w:numPr>
-          <w:ilvl w:val="0"/>
-          <w:numId w:val="2"/>
-        </w:numPr>
-      </w:pPr>
-      <w:r>
-        <w:t>[[PERSON_92]] – „s [[PERSON_92]]“, „o [[PERSON_92]]“</w:t>
+        <w:t>[[PERSON_88]] – „o [[PERSON_88]]“, „se [[PERSON_88]]“</w:t>
+      </w:r>
+    </w:p>
+    <w:p>
+      <w:pPr>
+        <w:numPr>
+          <w:ilvl w:val="0"/>
+          <w:numId w:val="2"/>
+        </w:numPr>
+      </w:pPr>
+      <w:r>
+        <w:t>[[PERSON_89]] – „s [[PERSON_89]]“, „o [[PERSON_89]]“</w:t>
+      </w:r>
+    </w:p>
+    <w:p>
+      <w:pPr>
+        <w:numPr>
+          <w:ilvl w:val="0"/>
+          <w:numId w:val="2"/>
+        </w:numPr>
+      </w:pPr>
+      <w:r>
+        <w:t>[[PERSON_90]] – „o [[PERSON_90]]“, „s [[PERSON_90]]“</w:t>
+      </w:r>
+    </w:p>
+    <w:p>
+      <w:pPr>
+        <w:numPr>
+          <w:ilvl w:val="0"/>
+          <w:numId w:val="2"/>
+        </w:numPr>
+      </w:pPr>
+      <w:r>
+        <w:t>[[PERSON_91]] – „s [[PERSON_91]]“, „o [[PERSON_91]]“</w:t>
+      </w:r>
+    </w:p>
+    <w:p>
+      <w:pPr>
+        <w:numPr>
+          <w:ilvl w:val="0"/>
+          <w:numId w:val="2"/>
+        </w:numPr>
+      </w:pPr>
+      <w:r>
+        <w:t>[[PERSON_92]] – „o [[PERSON_92]]“, „s [[PERSON_92]]“</w:t>
       </w:r>
     </w:p>
     <w:p>
@@ -1046,62 +1002,51 @@
         </w:numPr>
       </w:pPr>
       <w:r>
-        <w:t>[[PERSON_95]] – „o [[PERSON_95]]“, „s [[PERSON_95]]“</w:t>
-      </w:r>
-    </w:p>
-    <w:p>
-      <w:pPr>
-        <w:numPr>
-          <w:ilvl w:val="0"/>
-          <w:numId w:val="2"/>
-        </w:numPr>
-      </w:pPr>
-      <w:r>
-        <w:t>[[PERSON_96]] – „s [[PERSON_96]]“, „o [[PERSON_96]]“</w:t>
-      </w:r>
-    </w:p>
-    <w:p>
-      <w:pPr>
-        <w:numPr>
-          <w:ilvl w:val="0"/>
-          <w:numId w:val="2"/>
-        </w:numPr>
-      </w:pPr>
-      <w:r>
-        <w:t>[[PERSON_97]] – „o [[PERSON_97]]“, „s [[PERSON_97]]“</w:t>
-      </w:r>
-    </w:p>
-    <w:p>
-      <w:pPr>
-        <w:numPr>
-          <w:ilvl w:val="0"/>
-          <w:numId w:val="2"/>
-        </w:numPr>
-      </w:pPr>
-      <w:r>
-        <w:t>[[PERSON_98]] – „s [[PERSON_98]]“, „o [[PERSON_98]]“</w:t>
-      </w:r>
-    </w:p>
-    <w:p>
-      <w:pPr>
-        <w:numPr>
-          <w:ilvl w:val="0"/>
-          <w:numId w:val="2"/>
-        </w:numPr>
-      </w:pPr>
-      <w:r>
-        <w:t>[[PERSON_99]] – „o [[PERSON_99]]“, „s [[PERSON_99]]“</w:t>
-      </w:r>
-    </w:p>
-    <w:p>
-      <w:pPr>
-        <w:numPr>
-          <w:ilvl w:val="0"/>
-          <w:numId w:val="2"/>
-        </w:numPr>
-      </w:pPr>
-      <w:r>
-        <w:t>[[PERSON_100]] – „s [[PERSON_100]]“, „o [[PERSON_100]]“</w:t>
+        <w:t>[[PERSON_96]] – „o [[PERSON_96]]“, „s [[PERSON_96]]“</w:t>
+      </w:r>
+    </w:p>
+    <w:p>
+      <w:pPr>
+        <w:numPr>
+          <w:ilvl w:val="0"/>
+          <w:numId w:val="2"/>
+        </w:numPr>
+      </w:pPr>
+      <w:r>
+        <w:t>[[PERSON_97]] – „s [[PERSON_97]]“, „o [[PERSON_97]]“</w:t>
+      </w:r>
+    </w:p>
+    <w:p>
+      <w:pPr>
+        <w:numPr>
+          <w:ilvl w:val="0"/>
+          <w:numId w:val="2"/>
+        </w:numPr>
+      </w:pPr>
+      <w:r>
+        <w:t>[[PERSON_98]] – „o [[PERSON_98]]“, „s [[PERSON_98]]“</w:t>
+      </w:r>
+    </w:p>
+    <w:p>
+      <w:pPr>
+        <w:numPr>
+          <w:ilvl w:val="0"/>
+          <w:numId w:val="2"/>
+        </w:numPr>
+      </w:pPr>
+      <w:r>
+        <w:t>[[PERSON_99]] – „s [[PERSON_99]]“, „o [[PERSON_99]]“</w:t>
+      </w:r>
+    </w:p>
+    <w:p>
+      <w:pPr>
+        <w:numPr>
+          <w:ilvl w:val="0"/>
+          <w:numId w:val="2"/>
+        </w:numPr>
+      </w:pPr>
+      <w:r>
+        <w:t>[[PERSON_100]] – „o [[PERSON_100]]“, „s [[PERSON_100]]“</w:t>
       </w:r>
     </w:p>
     <w:p>
@@ -1123,29 +1068,40 @@
         </w:numPr>
       </w:pPr>
       <w:r>
-        <w:t>[[PERSON_102]] – „s [[PERSON_102]]“, „o [[PERSON_102]]“</w:t>
-      </w:r>
-    </w:p>
-    <w:p>
-      <w:pPr>
-        <w:numPr>
-          <w:ilvl w:val="0"/>
-          <w:numId w:val="2"/>
-        </w:numPr>
-      </w:pPr>
-      <w:r>
-        <w:t>[[PERSON_103]] – „o [[PERSON_103]]“, „s [[PERSON_103]]“</w:t>
-      </w:r>
-    </w:p>
-    <w:p>
-      <w:pPr>
-        <w:numPr>
-          <w:ilvl w:val="0"/>
-          <w:numId w:val="2"/>
-        </w:numPr>
-      </w:pPr>
-      <w:r>
-        <w:t>[[PERSON_104]] – „s [[PERSON_104]]“, „o [[PERSON_104]]“</w:t>
+        <w:t>[[PERSON_102]] – „o [[PERSON_102]]“, „s [[PERSON_102]]“</w:t>
+      </w:r>
+    </w:p>
+    <w:p>
+      <w:pPr>
+        <w:numPr>
+          <w:ilvl w:val="0"/>
+          <w:numId w:val="2"/>
+        </w:numPr>
+      </w:pPr>
+      <w:r>
+        <w:t>[[PERSON_103]] – „s [[PERSON_103]]“, „o [[PERSON_103]]“</w:t>
+      </w:r>
+    </w:p>
+    <w:p>
+      <w:pPr>
+        <w:numPr>
+          <w:ilvl w:val="0"/>
+          <w:numId w:val="2"/>
+        </w:numPr>
+      </w:pPr>
+      <w:r>
+        <w:t>[[PERSON_104]] – „o [[PERSON_104]]“, „s [[PERSON_104]]“</w:t>
+      </w:r>
+    </w:p>
+    <w:p>
+      <w:pPr>
+        <w:numPr>
+          <w:ilvl w:val="0"/>
+          <w:numId w:val="2"/>
+        </w:numPr>
+      </w:pPr>
+      <w:r>
+        <w:t>[[PERSON_105]] – „s [[PERSON_105]]“, „o [[PERSON_105]]“</w:t>
       </w:r>
     </w:p>
     <w:p>
@@ -1167,29 +1123,73 @@
         </w:numPr>
       </w:pPr>
       <w:r>
-        <w:t>[[PERSON_107]] – „o [[PERSON_107]]“, „s [[PERSON_107]]“</w:t>
-      </w:r>
-    </w:p>
-    <w:p>
-      <w:pPr>
-        <w:numPr>
-          <w:ilvl w:val="0"/>
-          <w:numId w:val="2"/>
-        </w:numPr>
-      </w:pPr>
-      <w:r>
-        <w:t>[[PERSON_108]] – „s [[PERSON_108]]“, „o [[PERSON_108]]“</w:t>
-      </w:r>
-    </w:p>
-    <w:p>
-      <w:pPr>
-        <w:numPr>
-          <w:ilvl w:val="0"/>
-          <w:numId w:val="2"/>
-        </w:numPr>
-      </w:pPr>
-      <w:r>
-        <w:t>[[PERSON_109]] – „o [[PERSON_109]]“, „s [[PERSON_109]]“</w:t>
+        <w:t>[[PERSON_107]] – „s [[PERSON_107]]“, „o [[PERSON_107]]“</w:t>
+      </w:r>
+    </w:p>
+    <w:p>
+      <w:pPr>
+        <w:numPr>
+          <w:ilvl w:val="0"/>
+          <w:numId w:val="2"/>
+        </w:numPr>
+      </w:pPr>
+      <w:r>
+        <w:t>[[PERSON_108]] – „o [[PERSON_108]]“, „s [[PERSON_108]]“</w:t>
+      </w:r>
+    </w:p>
+    <w:p>
+      <w:pPr>
+        <w:numPr>
+          <w:ilvl w:val="0"/>
+          <w:numId w:val="2"/>
+        </w:numPr>
+      </w:pPr>
+      <w:r>
+        <w:t>[[PERSON_109]] – „s [[PERSON_109]]“, „o [[PERSON_109]]“</w:t>
+      </w:r>
+    </w:p>
+    <w:p>
+      <w:pPr>
+        <w:numPr>
+          <w:ilvl w:val="0"/>
+          <w:numId w:val="2"/>
+        </w:numPr>
+      </w:pPr>
+      <w:r>
+        <w:t>[[PERSON_111]] – „s [[PERSON_111]]“, „o [[PERSON_111]]“</w:t>
+      </w:r>
+    </w:p>
+    <w:p>
+      <w:pPr>
+        <w:numPr>
+          <w:ilvl w:val="0"/>
+          <w:numId w:val="2"/>
+        </w:numPr>
+      </w:pPr>
+      <w:r>
+        <w:t>[[PERSON_112]] – „o [[PERSON_112]]“, „s [[PERSON_112]]“</w:t>
+      </w:r>
+    </w:p>
+    <w:p>
+      <w:pPr>
+        <w:numPr>
+          <w:ilvl w:val="0"/>
+          <w:numId w:val="2"/>
+        </w:numPr>
+      </w:pPr>
+      <w:r>
+        <w:t>[[PERSON_113]] – „s [[PERSON_113]]“, „o [[PERSON_113]]“</w:t>
+      </w:r>
+    </w:p>
+    <w:p>
+      <w:pPr>
+        <w:numPr>
+          <w:ilvl w:val="0"/>
+          <w:numId w:val="2"/>
+        </w:numPr>
+      </w:pPr>
+      <w:r>
+        <w:t>[[PERSON_114]] – „o [[PERSON_114]]“, „s [[PERSON_114]]“</w:t>
       </w:r>
     </w:p>
     <w:p/>

--- a/test_data/smlouva22_anon.docx
+++ b/test_data/smlouva22_anon.docx
@@ -85,7 +85,7 @@
         </w:numPr>
       </w:pPr>
       <w:r>
-        <w:t>[[PERSON_3]] – „pro [[PERSON_3]]“, „s [[PERSON_3]]“</w:t>
+        <w:t>[[PERSON_4]] – „pro [[PERSON_4]]“, „s [[PERSON_3]]“</w:t>
       </w:r>
     </w:p>
     <w:p>
@@ -140,7 +140,7 @@
         </w:numPr>
       </w:pPr>
       <w:r>
-        <w:t>[[PERSON_9]] – „s [[PERSON_9]]“, „o [[PERSON_9]]“</w:t>
+        <w:t>[[PERSON_9]] – „s [[PERSON_10]]“, „o [[PERSON_9]]“</w:t>
       </w:r>
     </w:p>
     <w:p>
@@ -239,7 +239,7 @@
         </w:numPr>
       </w:pPr>
       <w:r>
-        <w:t>[[PERSON_19]] – „s [[PERSON_19]]“, „o [[PERSON_19]]“</w:t>
+        <w:t>[[PERSON_19]] – „s [[PERSON_20]]“, „o [[PERSON_19]]“</w:t>
       </w:r>
     </w:p>
     <w:p>
@@ -283,7 +283,7 @@
         </w:numPr>
       </w:pPr>
       <w:r>
-        <w:t>[[PERSON_24]] – „s [[PERSON_24]]“, „u [[PERSON_24]]“</w:t>
+        <w:t>[[PERSON_24]] – „s [[PERSON_25]]“, „u [[PERSON_24]]“</w:t>
       </w:r>
     </w:p>
     <w:p>
@@ -371,7 +371,7 @@
         </w:numPr>
       </w:pPr>
       <w:r>
-        <w:t>[[PERSON_33]] – „s [[PERSON_33]]“, „o [[PERSON_33]]“</w:t>
+        <w:t>[[PERSON_33]] – „s [[PERSON_34]]“, „o [[PERSON_33]]“</w:t>
       </w:r>
     </w:p>
     <w:p>
@@ -404,7 +404,7 @@
         </w:numPr>
       </w:pPr>
       <w:r>
-        <w:t>[[PERSON_37]] – „s [[PERSON_37]]“, „o [[PERSON_37]]“</w:t>
+        <w:t>[[PERSON_37]] – „s [[PERSON_38]]“, „o [[PERSON_37]]“</w:t>
       </w:r>
     </w:p>
     <w:p>
@@ -492,18 +492,18 @@
         </w:numPr>
       </w:pPr>
       <w:r>
-        <w:t>[[PERSON_46]] – „o [[PERSON_46]]“, „s [[PERSON_46]]“</w:t>
-      </w:r>
-    </w:p>
-    <w:p>
-      <w:pPr>
-        <w:numPr>
-          <w:ilvl w:val="0"/>
-          <w:numId w:val="1"/>
-        </w:numPr>
-      </w:pPr>
-      <w:r>
-        <w:t>[[PERSON_48]] – „s [[PERSON_48]]“, „o [[PERSON_48]]“</w:t>
+        <w:t>[[PERSON_47]] – „o [[PERSON_47]]“, „s [[PERSON_46]]“</w:t>
+      </w:r>
+    </w:p>
+    <w:p>
+      <w:pPr>
+        <w:numPr>
+          <w:ilvl w:val="0"/>
+          <w:numId w:val="1"/>
+        </w:numPr>
+      </w:pPr>
+      <w:r>
+        <w:t>[[PERSON_48]] – „s [[PERSON_49]]“, „o [[PERSON_48]]“</w:t>
       </w:r>
     </w:p>
     <w:p>
@@ -598,7 +598,7 @@
         </w:numPr>
       </w:pPr>
       <w:r>
-        <w:t>[[PERSON_57]] – „o [[PERSON_57]]“, „s [[PERSON_57]]“</w:t>
+        <w:t>[[PERSON_58]] – „o [[PERSON_58]]“, „s [[PERSON_57]]“</w:t>
       </w:r>
     </w:p>
     <w:p>
@@ -749,7 +749,7 @@
         </w:numPr>
       </w:pPr>
       <w:r>
-        <w:t>[[PERSON_71]] – „pro [[PERSON_71]]“, „o [[PERSON_69]]“</w:t>
+        <w:t>[[PERSON_71]] – „pro [[PERSON_70]]“, „o [[PERSON_69]]“</w:t>
       </w:r>
     </w:p>
     <w:p>
@@ -903,62 +903,73 @@
         </w:numPr>
       </w:pPr>
       <w:r>
-        <w:t>[[PERSON_86]] – „o [[PERSON_86]]“, „s [[PERSON_86]]“</w:t>
-      </w:r>
-    </w:p>
-    <w:p>
-      <w:pPr>
-        <w:numPr>
-          <w:ilvl w:val="0"/>
-          <w:numId w:val="2"/>
-        </w:numPr>
-      </w:pPr>
-      <w:r>
-        <w:t>[[PERSON_87]] – „s [[PERSON_87]]“, „o [[PERSON_87]]“</w:t>
-      </w:r>
-    </w:p>
-    <w:p>
-      <w:pPr>
-        <w:numPr>
-          <w:ilvl w:val="0"/>
-          <w:numId w:val="2"/>
-        </w:numPr>
-      </w:pPr>
-      <w:r>
-        <w:t>[[PERSON_88]] – „o [[PERSON_88]]“, „se [[PERSON_88]]“</w:t>
-      </w:r>
-    </w:p>
-    <w:p>
-      <w:pPr>
-        <w:numPr>
-          <w:ilvl w:val="0"/>
-          <w:numId w:val="2"/>
-        </w:numPr>
-      </w:pPr>
-      <w:r>
-        <w:t>[[PERSON_89]] – „s [[PERSON_89]]“, „o [[PERSON_89]]“</w:t>
-      </w:r>
-    </w:p>
-    <w:p>
-      <w:pPr>
-        <w:numPr>
-          <w:ilvl w:val="0"/>
-          <w:numId w:val="2"/>
-        </w:numPr>
-      </w:pPr>
-      <w:r>
-        <w:t>[[PERSON_90]] – „o [[PERSON_90]]“, „s [[PERSON_90]]“</w:t>
-      </w:r>
-    </w:p>
-    <w:p>
-      <w:pPr>
-        <w:numPr>
-          <w:ilvl w:val="0"/>
-          <w:numId w:val="2"/>
-        </w:numPr>
-      </w:pPr>
-      <w:r>
-        <w:t>[[PERSON_91]] – „s [[PERSON_91]]“, „o [[PERSON_91]]“</w:t>
+        <w:t>[[PERSON_85]] – „o [[PERSON_85]]“, „s [[PERSON_85]]“</w:t>
+      </w:r>
+    </w:p>
+    <w:p>
+      <w:pPr>
+        <w:numPr>
+          <w:ilvl w:val="0"/>
+          <w:numId w:val="2"/>
+        </w:numPr>
+      </w:pPr>
+      <w:r>
+        <w:t>[[PERSON_86]] – „s [[PERSON_86]]“, „o [[PERSON_86]]“</w:t>
+      </w:r>
+    </w:p>
+    <w:p>
+      <w:pPr>
+        <w:numPr>
+          <w:ilvl w:val="0"/>
+          <w:numId w:val="2"/>
+        </w:numPr>
+      </w:pPr>
+      <w:r>
+        <w:t>[[PERSON_87]] – „o [[PERSON_87]]“, „se [[PERSON_87]]“</w:t>
+      </w:r>
+    </w:p>
+    <w:p>
+      <w:pPr>
+        <w:numPr>
+          <w:ilvl w:val="0"/>
+          <w:numId w:val="2"/>
+        </w:numPr>
+      </w:pPr>
+      <w:r>
+        <w:t>[[PERSON_88]] – „s [[PERSON_88]]“, „o [[PERSON_88]]“</w:t>
+      </w:r>
+    </w:p>
+    <w:p>
+      <w:pPr>
+        <w:numPr>
+          <w:ilvl w:val="0"/>
+          <w:numId w:val="2"/>
+        </w:numPr>
+      </w:pPr>
+      <w:r>
+        <w:t>[[PERSON_89]] – „o [[PERSON_89]]“, „s [[PERSON_89]]“</w:t>
+      </w:r>
+    </w:p>
+    <w:p>
+      <w:pPr>
+        <w:numPr>
+          <w:ilvl w:val="0"/>
+          <w:numId w:val="2"/>
+        </w:numPr>
+      </w:pPr>
+      <w:r>
+        <w:t>[[PERSON_90]] – „s [[PERSON_90]]“, „o [[PERSON_90]]“</w:t>
+      </w:r>
+    </w:p>
+    <w:p>
+      <w:pPr>
+        <w:numPr>
+          <w:ilvl w:val="0"/>
+          <w:numId w:val="2"/>
+        </w:numPr>
+      </w:pPr>
+      <w:r>
+        <w:t>[[PERSON_91]] – „o [[PERSON_91]]“, „s [[PERSON_91]]“</w:t>
       </w:r>
     </w:p>
     <w:p>
@@ -980,117 +991,117 @@
         </w:numPr>
       </w:pPr>
       <w:r>
-        <w:t>[[PERSON_93]] – „o [[PERSON_93]]“, „s [[PERSON_93]]“</w:t>
-      </w:r>
-    </w:p>
-    <w:p>
-      <w:pPr>
-        <w:numPr>
-          <w:ilvl w:val="0"/>
-          <w:numId w:val="2"/>
-        </w:numPr>
-      </w:pPr>
-      <w:r>
-        <w:t>[[PERSON_94]] – „s [[PERSON_94]]“, „o [[PERSON_94]]“</w:t>
-      </w:r>
-    </w:p>
-    <w:p>
-      <w:pPr>
-        <w:numPr>
-          <w:ilvl w:val="0"/>
-          <w:numId w:val="2"/>
-        </w:numPr>
-      </w:pPr>
-      <w:r>
-        <w:t>[[PERSON_96]] – „o [[PERSON_96]]“, „s [[PERSON_96]]“</w:t>
-      </w:r>
-    </w:p>
-    <w:p>
-      <w:pPr>
-        <w:numPr>
-          <w:ilvl w:val="0"/>
-          <w:numId w:val="2"/>
-        </w:numPr>
-      </w:pPr>
-      <w:r>
-        <w:t>[[PERSON_97]] – „s [[PERSON_97]]“, „o [[PERSON_97]]“</w:t>
-      </w:r>
-    </w:p>
-    <w:p>
-      <w:pPr>
-        <w:numPr>
-          <w:ilvl w:val="0"/>
-          <w:numId w:val="2"/>
-        </w:numPr>
-      </w:pPr>
-      <w:r>
-        <w:t>[[PERSON_98]] – „o [[PERSON_98]]“, „s [[PERSON_98]]“</w:t>
-      </w:r>
-    </w:p>
-    <w:p>
-      <w:pPr>
-        <w:numPr>
-          <w:ilvl w:val="0"/>
-          <w:numId w:val="2"/>
-        </w:numPr>
-      </w:pPr>
-      <w:r>
-        <w:t>[[PERSON_99]] – „s [[PERSON_99]]“, „o [[PERSON_99]]“</w:t>
-      </w:r>
-    </w:p>
-    <w:p>
-      <w:pPr>
-        <w:numPr>
-          <w:ilvl w:val="0"/>
-          <w:numId w:val="2"/>
-        </w:numPr>
-      </w:pPr>
-      <w:r>
-        <w:t>[[PERSON_100]] – „o [[PERSON_100]]“, „s [[PERSON_100]]“</w:t>
-      </w:r>
-    </w:p>
-    <w:p>
-      <w:pPr>
-        <w:numPr>
-          <w:ilvl w:val="0"/>
-          <w:numId w:val="2"/>
-        </w:numPr>
-      </w:pPr>
-      <w:r>
-        <w:t>[[PERSON_101]] – „s [[PERSON_101]]“, „o [[PERSON_101]]“</w:t>
-      </w:r>
-    </w:p>
-    <w:p>
-      <w:pPr>
-        <w:numPr>
-          <w:ilvl w:val="0"/>
-          <w:numId w:val="2"/>
-        </w:numPr>
-      </w:pPr>
-      <w:r>
-        <w:t>[[PERSON_102]] – „o [[PERSON_102]]“, „s [[PERSON_102]]“</w:t>
-      </w:r>
-    </w:p>
-    <w:p>
-      <w:pPr>
-        <w:numPr>
-          <w:ilvl w:val="0"/>
-          <w:numId w:val="2"/>
-        </w:numPr>
-      </w:pPr>
-      <w:r>
-        <w:t>[[PERSON_103]] – „s [[PERSON_103]]“, „o [[PERSON_103]]“</w:t>
-      </w:r>
-    </w:p>
-    <w:p>
-      <w:pPr>
-        <w:numPr>
-          <w:ilvl w:val="0"/>
-          <w:numId w:val="2"/>
-        </w:numPr>
-      </w:pPr>
-      <w:r>
-        <w:t>[[PERSON_104]] – „o [[PERSON_104]]“, „s [[PERSON_104]]“</w:t>
+        <w:t>[[PERSON_93]] – „s [[PERSON_94]]“, „o [[PERSON_93]]“</w:t>
+      </w:r>
+    </w:p>
+    <w:p>
+      <w:pPr>
+        <w:numPr>
+          <w:ilvl w:val="0"/>
+          <w:numId w:val="2"/>
+        </w:numPr>
+      </w:pPr>
+      <w:r>
+        <w:t>[[PERSON_95]] – „o [[PERSON_95]]“, „s [[PERSON_95]]“</w:t>
+      </w:r>
+    </w:p>
+    <w:p>
+      <w:pPr>
+        <w:numPr>
+          <w:ilvl w:val="0"/>
+          <w:numId w:val="2"/>
+        </w:numPr>
+      </w:pPr>
+      <w:r>
+        <w:t>[[PERSON_96]] – „s [[PERSON_96]]“, „o [[PERSON_96]]“</w:t>
+      </w:r>
+    </w:p>
+    <w:p>
+      <w:pPr>
+        <w:numPr>
+          <w:ilvl w:val="0"/>
+          <w:numId w:val="2"/>
+        </w:numPr>
+      </w:pPr>
+      <w:r>
+        <w:t>[[PERSON_97]] – „o [[PERSON_97]]“, „s [[PERSON_97]]“</w:t>
+      </w:r>
+    </w:p>
+    <w:p>
+      <w:pPr>
+        <w:numPr>
+          <w:ilvl w:val="0"/>
+          <w:numId w:val="2"/>
+        </w:numPr>
+      </w:pPr>
+      <w:r>
+        <w:t>[[PERSON_98]] – „s [[PERSON_98]]“, „o [[PERSON_98]]“</w:t>
+      </w:r>
+    </w:p>
+    <w:p>
+      <w:pPr>
+        <w:numPr>
+          <w:ilvl w:val="0"/>
+          <w:numId w:val="2"/>
+        </w:numPr>
+      </w:pPr>
+      <w:r>
+        <w:t>[[PERSON_99]] – „o [[PERSON_99]]“, „s [[PERSON_99]]“</w:t>
+      </w:r>
+    </w:p>
+    <w:p>
+      <w:pPr>
+        <w:numPr>
+          <w:ilvl w:val="0"/>
+          <w:numId w:val="2"/>
+        </w:numPr>
+      </w:pPr>
+      <w:r>
+        <w:t>[[PERSON_100]] – „s [[PERSON_100]]“, „o [[PERSON_100]]“</w:t>
+      </w:r>
+    </w:p>
+    <w:p>
+      <w:pPr>
+        <w:numPr>
+          <w:ilvl w:val="0"/>
+          <w:numId w:val="2"/>
+        </w:numPr>
+      </w:pPr>
+      <w:r>
+        <w:t>[[PERSON_101]] – „o [[PERSON_101]]“, „s [[PERSON_101]]“</w:t>
+      </w:r>
+    </w:p>
+    <w:p>
+      <w:pPr>
+        <w:numPr>
+          <w:ilvl w:val="0"/>
+          <w:numId w:val="2"/>
+        </w:numPr>
+      </w:pPr>
+      <w:r>
+        <w:t>[[PERSON_102]] – „s [[PERSON_102]]“, „o [[PERSON_102]]“</w:t>
+      </w:r>
+    </w:p>
+    <w:p>
+      <w:pPr>
+        <w:numPr>
+          <w:ilvl w:val="0"/>
+          <w:numId w:val="2"/>
+        </w:numPr>
+      </w:pPr>
+      <w:r>
+        <w:t>[[PERSON_103]] – „o [[PERSON_103]]“, „s [[PERSON_103]]“</w:t>
+      </w:r>
+    </w:p>
+    <w:p>
+      <w:pPr>
+        <w:numPr>
+          <w:ilvl w:val="0"/>
+          <w:numId w:val="2"/>
+        </w:numPr>
+      </w:pPr>
+      <w:r>
+        <w:t>[[PERSON_104]] – „s [[PERSON_104]]“, „o [[PERSON_104]]“</w:t>
       </w:r>
     </w:p>
     <w:p>
@@ -1123,77 +1134,72 @@
         </w:numPr>
       </w:pPr>
       <w:r>
-        <w:t>[[PERSON_107]] – „s [[PERSON_107]]“, „o [[PERSON_107]]“</w:t>
-      </w:r>
-    </w:p>
-    <w:p>
-      <w:pPr>
-        <w:numPr>
-          <w:ilvl w:val="0"/>
-          <w:numId w:val="2"/>
-        </w:numPr>
-      </w:pPr>
-      <w:r>
-        <w:t>[[PERSON_108]] – „o [[PERSON_108]]“, „s [[PERSON_108]]“</w:t>
-      </w:r>
-    </w:p>
-    <w:p>
-      <w:pPr>
-        <w:numPr>
-          <w:ilvl w:val="0"/>
-          <w:numId w:val="2"/>
-        </w:numPr>
-      </w:pPr>
-      <w:r>
-        <w:t>[[PERSON_109]] – „s [[PERSON_109]]“, „o [[PERSON_109]]“</w:t>
-      </w:r>
-    </w:p>
-    <w:p>
-      <w:pPr>
-        <w:numPr>
-          <w:ilvl w:val="0"/>
-          <w:numId w:val="2"/>
-        </w:numPr>
-      </w:pPr>
-      <w:r>
-        <w:t>[[PERSON_111]] – „s [[PERSON_111]]“, „o [[PERSON_111]]“</w:t>
-      </w:r>
-    </w:p>
-    <w:p>
-      <w:pPr>
-        <w:numPr>
-          <w:ilvl w:val="0"/>
-          <w:numId w:val="2"/>
-        </w:numPr>
-      </w:pPr>
-      <w:r>
-        <w:t>[[PERSON_112]] – „o [[PERSON_112]]“, „s [[PERSON_112]]“</w:t>
-      </w:r>
-    </w:p>
-    <w:p>
-      <w:pPr>
-        <w:numPr>
-          <w:ilvl w:val="0"/>
-          <w:numId w:val="2"/>
-        </w:numPr>
-      </w:pPr>
-      <w:r>
-        <w:t>[[PERSON_113]] – „s [[PERSON_113]]“, „o [[PERSON_113]]“</w:t>
-      </w:r>
-    </w:p>
-    <w:p>
-      <w:pPr>
-        <w:numPr>
-          <w:ilvl w:val="0"/>
-          <w:numId w:val="2"/>
-        </w:numPr>
-      </w:pPr>
-      <w:r>
-        <w:t>[[PERSON_114]] – „o [[PERSON_114]]“, „s [[PERSON_114]]“</w:t>
+        <w:t>[[PERSON_107]] [[PERSON_107]] – „o [[PERSON_107]]“, „s [[PERSON_107]]“</w:t>
+      </w:r>
+    </w:p>
+    <w:p>
+      <w:pPr>
+        <w:numPr>
+          <w:ilvl w:val="0"/>
+          <w:numId w:val="2"/>
+        </w:numPr>
+      </w:pPr>
+      <w:r>
+        <w:t>[[PERSON_108]] – „s [[PERSON_108]]“, „o [[PERSON_108]]“</w:t>
+      </w:r>
+    </w:p>
+    <w:p>
+      <w:pPr>
+        <w:numPr>
+          <w:ilvl w:val="0"/>
+          <w:numId w:val="2"/>
+        </w:numPr>
+      </w:pPr>
+      <w:r>
+        <w:t>[[PERSON_110]] – „s [[PERSON_110]]“, „o [[PERSON_110]]“</w:t>
+      </w:r>
+    </w:p>
+    <w:p>
+      <w:pPr>
+        <w:numPr>
+          <w:ilvl w:val="0"/>
+          <w:numId w:val="2"/>
+        </w:numPr>
+      </w:pPr>
+      <w:r>
+        <w:t>[[PERSON_111]] – „o [[PERSON_111]]“, „s [[PERSON_111]]“</w:t>
+      </w:r>
+    </w:p>
+    <w:p>
+      <w:pPr>
+        <w:numPr>
+          <w:ilvl w:val="0"/>
+          <w:numId w:val="2"/>
+        </w:numPr>
+      </w:pPr>
+      <w:r>
+        <w:t>[[PERSON_112]] – „s [[PERSON_112]]“, „o [[PERSON_112]]“</w:t>
+      </w:r>
+    </w:p>
+    <w:p>
+      <w:pPr>
+        <w:numPr>
+          <w:ilvl w:val="0"/>
+          <w:numId w:val="2"/>
+        </w:numPr>
+      </w:pPr>
+      <w:r>
+        <w:t>[[PERSON_113]] – „o [[PERSON_113]]“, „s [[PERSON_113]]“</w:t>
       </w:r>
     </w:p>
     <w:p/>
     <w:sectPr>
+      <w:headerReference w:type="default" r:id="rId7"/>
+      <w:footerReference w:type="default" r:id="rId8"/>
+      <w:headerReference w:type="first" r:id="rId9"/>
+      <w:footerReference w:type="first" r:id="rId10"/>
+      <w:headerReference w:type="even" r:id="rId11"/>
+      <w:footerReference w:type="even" r:id="rId12"/>
       <w:pgSz w:w="11906" w:h="16838"/>
       <w:pgMar w:top="1440" w:right="1440" w:bottom="1440" w:left="1440" w:header="708" w:footer="708" w:gutter="0"/>
       <w:cols w:space="708"/>
@@ -1201,6 +1207,66 @@
     </w:sectPr>
   </w:body>
 </w:document>
+</file>
+
+<file path=word/footer1.xml><?xml version="1.0" encoding="utf-8"?>
+<w:ftr xmlns:m="http://schemas.openxmlformats.org/officeDocument/2006/math" xmlns:mc="http://schemas.openxmlformats.org/markup-compatibility/2006" xmlns:mo="http://schemas.microsoft.com/office/mac/office/2008/main" xmlns:mv="urn:schemas-microsoft-com:mac:vml" xmlns:o="urn:schemas-microsoft-com:office:office" xmlns:r="http://schemas.openxmlformats.org/officeDocument/2006/relationships" xmlns:v="urn:schemas-microsoft-com:vml" xmlns:w10="urn:schemas-microsoft-com:office:word" xmlns:w14="http://schemas.microsoft.com/office/word/2010/wordml" xmlns:w="http://schemas.openxmlformats.org/wordprocessingml/2006/main" xmlns:wne="http://schemas.microsoft.com/office/word/2006/wordml" xmlns:wp14="http://schemas.microsoft.com/office/word/2010/wordprocessingDrawing" xmlns:wp="http://schemas.openxmlformats.org/drawingml/2006/wordprocessingDrawing" xmlns:wpc="http://schemas.microsoft.com/office/word/2010/wordprocessingCanvas" xmlns:wpg="http://schemas.microsoft.com/office/word/2010/wordprocessingGroup" xmlns:wpi="http://schemas.microsoft.com/office/word/2010/wordprocessingInk" xmlns:wps="http://schemas.microsoft.com/office/word/2010/wordprocessingShape" mc:Ignorable="w14 wp14">
+  <w:p>
+    <w:pPr>
+      <w:pStyle w:val="Footer"/>
+    </w:pPr>
+  </w:p>
+</w:ftr>
+</file>
+
+<file path=word/footer2.xml><?xml version="1.0" encoding="utf-8"?>
+<w:ftr xmlns:m="http://schemas.openxmlformats.org/officeDocument/2006/math" xmlns:mc="http://schemas.openxmlformats.org/markup-compatibility/2006" xmlns:mo="http://schemas.microsoft.com/office/mac/office/2008/main" xmlns:mv="urn:schemas-microsoft-com:mac:vml" xmlns:o="urn:schemas-microsoft-com:office:office" xmlns:r="http://schemas.openxmlformats.org/officeDocument/2006/relationships" xmlns:v="urn:schemas-microsoft-com:vml" xmlns:w10="urn:schemas-microsoft-com:office:word" xmlns:w14="http://schemas.microsoft.com/office/word/2010/wordml" xmlns:w="http://schemas.openxmlformats.org/wordprocessingml/2006/main" xmlns:wne="http://schemas.microsoft.com/office/word/2006/wordml" xmlns:wp14="http://schemas.microsoft.com/office/word/2010/wordprocessingDrawing" xmlns:wp="http://schemas.openxmlformats.org/drawingml/2006/wordprocessingDrawing" xmlns:wpc="http://schemas.microsoft.com/office/word/2010/wordprocessingCanvas" xmlns:wpg="http://schemas.microsoft.com/office/word/2010/wordprocessingGroup" xmlns:wpi="http://schemas.microsoft.com/office/word/2010/wordprocessingInk" xmlns:wps="http://schemas.microsoft.com/office/word/2010/wordprocessingShape" mc:Ignorable="w14 wp14">
+  <w:p>
+    <w:pPr>
+      <w:pStyle w:val="Footer"/>
+    </w:pPr>
+  </w:p>
+</w:ftr>
+</file>
+
+<file path=word/footer3.xml><?xml version="1.0" encoding="utf-8"?>
+<w:ftr xmlns:m="http://schemas.openxmlformats.org/officeDocument/2006/math" xmlns:mc="http://schemas.openxmlformats.org/markup-compatibility/2006" xmlns:mo="http://schemas.microsoft.com/office/mac/office/2008/main" xmlns:mv="urn:schemas-microsoft-com:mac:vml" xmlns:o="urn:schemas-microsoft-com:office:office" xmlns:r="http://schemas.openxmlformats.org/officeDocument/2006/relationships" xmlns:v="urn:schemas-microsoft-com:vml" xmlns:w10="urn:schemas-microsoft-com:office:word" xmlns:w14="http://schemas.microsoft.com/office/word/2010/wordml" xmlns:w="http://schemas.openxmlformats.org/wordprocessingml/2006/main" xmlns:wne="http://schemas.microsoft.com/office/word/2006/wordml" xmlns:wp14="http://schemas.microsoft.com/office/word/2010/wordprocessingDrawing" xmlns:wp="http://schemas.openxmlformats.org/drawingml/2006/wordprocessingDrawing" xmlns:wpc="http://schemas.microsoft.com/office/word/2010/wordprocessingCanvas" xmlns:wpg="http://schemas.microsoft.com/office/word/2010/wordprocessingGroup" xmlns:wpi="http://schemas.microsoft.com/office/word/2010/wordprocessingInk" xmlns:wps="http://schemas.microsoft.com/office/word/2010/wordprocessingShape" mc:Ignorable="w14 wp14">
+  <w:p>
+    <w:pPr>
+      <w:pStyle w:val="Footer"/>
+    </w:pPr>
+  </w:p>
+</w:ftr>
+</file>
+
+<file path=word/header1.xml><?xml version="1.0" encoding="utf-8"?>
+<w:hdr xmlns:m="http://schemas.openxmlformats.org/officeDocument/2006/math" xmlns:mc="http://schemas.openxmlformats.org/markup-compatibility/2006" xmlns:mo="http://schemas.microsoft.com/office/mac/office/2008/main" xmlns:mv="urn:schemas-microsoft-com:mac:vml" xmlns:o="urn:schemas-microsoft-com:office:office" xmlns:r="http://schemas.openxmlformats.org/officeDocument/2006/relationships" xmlns:v="urn:schemas-microsoft-com:vml" xmlns:w10="urn:schemas-microsoft-com:office:word" xmlns:w14="http://schemas.microsoft.com/office/word/2010/wordml" xmlns:w="http://schemas.openxmlformats.org/wordprocessingml/2006/main" xmlns:wne="http://schemas.microsoft.com/office/word/2006/wordml" xmlns:wp14="http://schemas.microsoft.com/office/word/2010/wordprocessingDrawing" xmlns:wp="http://schemas.openxmlformats.org/drawingml/2006/wordprocessingDrawing" xmlns:wpc="http://schemas.microsoft.com/office/word/2010/wordprocessingCanvas" xmlns:wpg="http://schemas.microsoft.com/office/word/2010/wordprocessingGroup" xmlns:wpi="http://schemas.microsoft.com/office/word/2010/wordprocessingInk" xmlns:wps="http://schemas.microsoft.com/office/word/2010/wordprocessingShape" mc:Ignorable="w14 wp14">
+  <w:p>
+    <w:pPr>
+      <w:pStyle w:val="Header"/>
+    </w:pPr>
+  </w:p>
+</w:hdr>
+</file>
+
+<file path=word/header2.xml><?xml version="1.0" encoding="utf-8"?>
+<w:hdr xmlns:m="http://schemas.openxmlformats.org/officeDocument/2006/math" xmlns:mc="http://schemas.openxmlformats.org/markup-compatibility/2006" xmlns:mo="http://schemas.microsoft.com/office/mac/office/2008/main" xmlns:mv="urn:schemas-microsoft-com:mac:vml" xmlns:o="urn:schemas-microsoft-com:office:office" xmlns:r="http://schemas.openxmlformats.org/officeDocument/2006/relationships" xmlns:v="urn:schemas-microsoft-com:vml" xmlns:w10="urn:schemas-microsoft-com:office:word" xmlns:w14="http://schemas.microsoft.com/office/word/2010/wordml" xmlns:w="http://schemas.openxmlformats.org/wordprocessingml/2006/main" xmlns:wne="http://schemas.microsoft.com/office/word/2006/wordml" xmlns:wp14="http://schemas.microsoft.com/office/word/2010/wordprocessingDrawing" xmlns:wp="http://schemas.openxmlformats.org/drawingml/2006/wordprocessingDrawing" xmlns:wpc="http://schemas.microsoft.com/office/word/2010/wordprocessingCanvas" xmlns:wpg="http://schemas.microsoft.com/office/word/2010/wordprocessingGroup" xmlns:wpi="http://schemas.microsoft.com/office/word/2010/wordprocessingInk" xmlns:wps="http://schemas.microsoft.com/office/word/2010/wordprocessingShape" mc:Ignorable="w14 wp14">
+  <w:p>
+    <w:pPr>
+      <w:pStyle w:val="Header"/>
+    </w:pPr>
+  </w:p>
+</w:hdr>
+</file>
+
+<file path=word/header3.xml><?xml version="1.0" encoding="utf-8"?>
+<w:hdr xmlns:m="http://schemas.openxmlformats.org/officeDocument/2006/math" xmlns:mc="http://schemas.openxmlformats.org/markup-compatibility/2006" xmlns:mo="http://schemas.microsoft.com/office/mac/office/2008/main" xmlns:mv="urn:schemas-microsoft-com:mac:vml" xmlns:o="urn:schemas-microsoft-com:office:office" xmlns:r="http://schemas.openxmlformats.org/officeDocument/2006/relationships" xmlns:v="urn:schemas-microsoft-com:vml" xmlns:w10="urn:schemas-microsoft-com:office:word" xmlns:w14="http://schemas.microsoft.com/office/word/2010/wordml" xmlns:w="http://schemas.openxmlformats.org/wordprocessingml/2006/main" xmlns:wne="http://schemas.microsoft.com/office/word/2006/wordml" xmlns:wp14="http://schemas.microsoft.com/office/word/2010/wordprocessingDrawing" xmlns:wp="http://schemas.openxmlformats.org/drawingml/2006/wordprocessingDrawing" xmlns:wpc="http://schemas.microsoft.com/office/word/2010/wordprocessingCanvas" xmlns:wpg="http://schemas.microsoft.com/office/word/2010/wordprocessingGroup" xmlns:wpi="http://schemas.microsoft.com/office/word/2010/wordprocessingInk" xmlns:wps="http://schemas.microsoft.com/office/word/2010/wordprocessingShape" mc:Ignorable="w14 wp14">
+  <w:p>
+    <w:pPr>
+      <w:pStyle w:val="Header"/>
+    </w:pPr>
+  </w:p>
+</w:hdr>
 </file>
 
 <file path=word/numbering.xml><?xml version="1.0" encoding="utf-8"?>
